--- a/documents/MARKDOWN_V3.docx
+++ b/documents/MARKDOWN_V3.docx
@@ -38,12 +38,6 @@
         <w:gridCol w:w="8494"/>
       </w:tblGrid>
       <w:tr>
-        <w:tblPrEx>
-          <w:tblCellMar>
-            <w:top w:w="0" w:type="dxa"/>
-            <w:bottom w:w="0" w:type="dxa"/>
-          </w:tblCellMar>
-        </w:tblPrEx>
         <w:tc>
           <w:tcPr>
             <w:tcW w:w="8494" w:type="dxa"/>
@@ -306,7 +300,14 @@
                 <w:b/>
                 <w:bCs/>
               </w:rPr>
-              <w:t>Dades entrada.</w:t>
+              <w:t xml:space="preserve">Dades </w:t>
+            </w:r>
+            <w:r>
+              <w:rPr>
+                <w:b/>
+                <w:bCs/>
+              </w:rPr>
+              <w:t>entrada:</w:t>
             </w:r>
           </w:p>
           <w:p>
@@ -354,18 +355,22 @@
                 <w:b/>
                 <w:bCs/>
               </w:rPr>
-              <w:t>Dades sortida.</w:t>
-            </w:r>
-          </w:p>
-          <w:p>
-            <w:pPr>
-              <w:spacing w:before="240"/>
-            </w:pPr>
-            <w:r>
-              <w:t>No procedeix</w:t>
-            </w:r>
-            <w:r>
-              <w:t>.</w:t>
+              <w:t xml:space="preserve">Dades </w:t>
+            </w:r>
+            <w:r>
+              <w:rPr>
+                <w:b/>
+                <w:bCs/>
+              </w:rPr>
+              <w:t>sortida:</w:t>
+            </w:r>
+          </w:p>
+          <w:p>
+            <w:pPr>
+              <w:spacing w:before="240"/>
+            </w:pPr>
+            <w:r>
+              <w:t>No procedeix.</w:t>
             </w:r>
           </w:p>
           <w:p>
@@ -466,12 +471,6 @@
         <w:gridCol w:w="8494"/>
       </w:tblGrid>
       <w:tr>
-        <w:tblPrEx>
-          <w:tblCellMar>
-            <w:top w:w="0" w:type="dxa"/>
-            <w:bottom w:w="0" w:type="dxa"/>
-          </w:tblCellMar>
-        </w:tblPrEx>
         <w:tc>
           <w:tcPr>
             <w:tcW w:w="8494" w:type="dxa"/>
@@ -856,12 +855,6 @@
         <w:gridCol w:w="8494"/>
       </w:tblGrid>
       <w:tr>
-        <w:tblPrEx>
-          <w:tblCellMar>
-            <w:top w:w="0" w:type="dxa"/>
-            <w:bottom w:w="0" w:type="dxa"/>
-          </w:tblCellMar>
-        </w:tblPrEx>
         <w:tc>
           <w:tcPr>
             <w:tcW w:w="8494" w:type="dxa"/>
@@ -1175,7 +1168,15 @@
                 <w:bCs/>
                 <w:lang w:val="es-ES"/>
               </w:rPr>
-              <w:t>Dades entrada.</w:t>
+              <w:t xml:space="preserve">Dades </w:t>
+            </w:r>
+            <w:r>
+              <w:rPr>
+                <w:b/>
+                <w:bCs/>
+                <w:lang w:val="es-ES"/>
+              </w:rPr>
+              <w:t>entrada:</w:t>
             </w:r>
           </w:p>
           <w:p>
@@ -1289,7 +1290,7 @@
                 <w:bCs/>
                 <w:lang w:val="es-ES"/>
               </w:rPr>
-              <w:t>.</w:t>
+              <w:t>:</w:t>
             </w:r>
           </w:p>
           <w:p>
@@ -1451,12 +1452,6 @@
         <w:gridCol w:w="8494"/>
       </w:tblGrid>
       <w:tr>
-        <w:tblPrEx>
-          <w:tblCellMar>
-            <w:top w:w="0" w:type="dxa"/>
-            <w:bottom w:w="0" w:type="dxa"/>
-          </w:tblCellMar>
-        </w:tblPrEx>
         <w:tc>
           <w:tcPr>
             <w:tcW w:w="8494" w:type="dxa"/>
@@ -1729,22 +1724,30 @@
                 <w:bCs/>
                 <w:lang w:val="es-ES"/>
               </w:rPr>
-              <w:t>Dades entrada.</w:t>
-            </w:r>
-          </w:p>
-          <w:p>
-            <w:pPr>
-              <w:spacing w:before="240"/>
-              <w:rPr>
-                <w:lang w:val="es-ES"/>
-              </w:rPr>
-            </w:pPr>
-            <w:r>
-              <w:rPr>
-                <w:lang w:val="es-ES"/>
-              </w:rPr>
               <w:t xml:space="preserve">Dades </w:t>
             </w:r>
+            <w:r>
+              <w:rPr>
+                <w:b/>
+                <w:bCs/>
+                <w:lang w:val="es-ES"/>
+              </w:rPr>
+              <w:t>entrada:</w:t>
+            </w:r>
+          </w:p>
+          <w:p>
+            <w:pPr>
+              <w:spacing w:before="240"/>
+              <w:rPr>
+                <w:lang w:val="es-ES"/>
+              </w:rPr>
+            </w:pPr>
+            <w:r>
+              <w:rPr>
+                <w:lang w:val="es-ES"/>
+              </w:rPr>
+              <w:t xml:space="preserve">Dades </w:t>
+            </w:r>
             <w:proofErr w:type="spellStart"/>
             <w:r>
               <w:rPr>
@@ -1821,7 +1824,7 @@
                 <w:bCs/>
                 <w:lang w:val="es-ES"/>
               </w:rPr>
-              <w:t>.</w:t>
+              <w:t>:</w:t>
             </w:r>
           </w:p>
           <w:p>
@@ -1988,12 +1991,6 @@
         <w:gridCol w:w="8494"/>
       </w:tblGrid>
       <w:tr>
-        <w:tblPrEx>
-          <w:tblCellMar>
-            <w:top w:w="0" w:type="dxa"/>
-            <w:bottom w:w="0" w:type="dxa"/>
-          </w:tblCellMar>
-        </w:tblPrEx>
         <w:tc>
           <w:tcPr>
             <w:tcW w:w="8494" w:type="dxa"/>
@@ -2355,12 +2352,6 @@
         <w:gridCol w:w="8494"/>
       </w:tblGrid>
       <w:tr>
-        <w:tblPrEx>
-          <w:tblCellMar>
-            <w:top w:w="0" w:type="dxa"/>
-            <w:bottom w:w="0" w:type="dxa"/>
-          </w:tblCellMar>
-        </w:tblPrEx>
         <w:tc>
           <w:tcPr>
             <w:tcW w:w="8494" w:type="dxa"/>
@@ -2737,12 +2728,6 @@
         <w:gridCol w:w="8494"/>
       </w:tblGrid>
       <w:tr>
-        <w:tblPrEx>
-          <w:tblCellMar>
-            <w:top w:w="0" w:type="dxa"/>
-            <w:bottom w:w="0" w:type="dxa"/>
-          </w:tblCellMar>
-        </w:tblPrEx>
         <w:tc>
           <w:tcPr>
             <w:tcW w:w="8494" w:type="dxa"/>
@@ -3091,12 +3076,6 @@
         <w:gridCol w:w="8494"/>
       </w:tblGrid>
       <w:tr>
-        <w:tblPrEx>
-          <w:tblCellMar>
-            <w:top w:w="0" w:type="dxa"/>
-            <w:bottom w:w="0" w:type="dxa"/>
-          </w:tblCellMar>
-        </w:tblPrEx>
         <w:tc>
           <w:tcPr>
             <w:tcW w:w="8494" w:type="dxa"/>
@@ -3362,7 +3341,15 @@
                 <w:bCs/>
                 <w:lang w:val="es-ES"/>
               </w:rPr>
-              <w:t>Dades entrada.</w:t>
+              <w:t xml:space="preserve">Dades </w:t>
+            </w:r>
+            <w:r>
+              <w:rPr>
+                <w:b/>
+                <w:bCs/>
+                <w:lang w:val="es-ES"/>
+              </w:rPr>
+              <w:t>entrada:</w:t>
             </w:r>
           </w:p>
           <w:p>
@@ -3426,7 +3413,7 @@
                 <w:bCs/>
                 <w:lang w:val="es-ES"/>
               </w:rPr>
-              <w:t>.</w:t>
+              <w:t>:</w:t>
             </w:r>
           </w:p>
           <w:p>
@@ -3555,12 +3542,6 @@
         <w:gridCol w:w="8494"/>
       </w:tblGrid>
       <w:tr>
-        <w:tblPrEx>
-          <w:tblCellMar>
-            <w:top w:w="0" w:type="dxa"/>
-            <w:bottom w:w="0" w:type="dxa"/>
-          </w:tblCellMar>
-        </w:tblPrEx>
         <w:tc>
           <w:tcPr>
             <w:tcW w:w="8494" w:type="dxa"/>
@@ -3834,7 +3815,15 @@
                 <w:bCs/>
                 <w:lang w:val="es-ES"/>
               </w:rPr>
-              <w:t>Dades entrada.</w:t>
+              <w:t xml:space="preserve">Dades </w:t>
+            </w:r>
+            <w:r>
+              <w:rPr>
+                <w:b/>
+                <w:bCs/>
+                <w:lang w:val="es-ES"/>
+              </w:rPr>
+              <w:t>entrada:</w:t>
             </w:r>
           </w:p>
           <w:p>
@@ -3892,7 +3881,7 @@
                 <w:bCs/>
                 <w:lang w:val="es-ES"/>
               </w:rPr>
-              <w:t>.</w:t>
+              <w:t>:</w:t>
             </w:r>
           </w:p>
           <w:p>
@@ -4040,12 +4029,6 @@
         <w:gridCol w:w="8494"/>
       </w:tblGrid>
       <w:tr>
-        <w:tblPrEx>
-          <w:tblCellMar>
-            <w:top w:w="0" w:type="dxa"/>
-            <w:bottom w:w="0" w:type="dxa"/>
-          </w:tblCellMar>
-        </w:tblPrEx>
         <w:tc>
           <w:tcPr>
             <w:tcW w:w="8494" w:type="dxa"/>
@@ -4311,7 +4294,15 @@
                 <w:bCs/>
                 <w:lang w:val="es-ES"/>
               </w:rPr>
-              <w:t>Dades entrada.</w:t>
+              <w:t xml:space="preserve">Dades </w:t>
+            </w:r>
+            <w:r>
+              <w:rPr>
+                <w:b/>
+                <w:bCs/>
+                <w:lang w:val="es-ES"/>
+              </w:rPr>
+              <w:t>entrada:</w:t>
             </w:r>
           </w:p>
           <w:p>
@@ -4397,7 +4388,7 @@
                 <w:bCs/>
                 <w:lang w:val="es-ES"/>
               </w:rPr>
-              <w:t>.</w:t>
+              <w:t>:</w:t>
             </w:r>
           </w:p>
           <w:p>
@@ -4580,12 +4571,6 @@
         <w:gridCol w:w="8494"/>
       </w:tblGrid>
       <w:tr>
-        <w:tblPrEx>
-          <w:tblCellMar>
-            <w:top w:w="0" w:type="dxa"/>
-            <w:bottom w:w="0" w:type="dxa"/>
-          </w:tblCellMar>
-        </w:tblPrEx>
         <w:tc>
           <w:tcPr>
             <w:tcW w:w="8494" w:type="dxa"/>
@@ -4851,7 +4836,15 @@
                 <w:bCs/>
                 <w:lang w:val="es-ES"/>
               </w:rPr>
-              <w:t>Dades entrada.</w:t>
+              <w:t xml:space="preserve">Dades </w:t>
+            </w:r>
+            <w:r>
+              <w:rPr>
+                <w:b/>
+                <w:bCs/>
+                <w:lang w:val="es-ES"/>
+              </w:rPr>
+              <w:t>entrada:</w:t>
             </w:r>
           </w:p>
           <w:p>
@@ -4909,7 +4902,7 @@
                 <w:bCs/>
                 <w:lang w:val="es-ES"/>
               </w:rPr>
-              <w:t>.</w:t>
+              <w:t>:</w:t>
             </w:r>
           </w:p>
           <w:p>
@@ -5077,12 +5070,6 @@
         <w:gridCol w:w="8494"/>
       </w:tblGrid>
       <w:tr>
-        <w:tblPrEx>
-          <w:tblCellMar>
-            <w:top w:w="0" w:type="dxa"/>
-            <w:bottom w:w="0" w:type="dxa"/>
-          </w:tblCellMar>
-        </w:tblPrEx>
         <w:tc>
           <w:tcPr>
             <w:tcW w:w="8494" w:type="dxa"/>
@@ -5348,7 +5335,15 @@
                 <w:bCs/>
                 <w:lang w:val="es-ES"/>
               </w:rPr>
-              <w:t>Dades entrada.</w:t>
+              <w:t xml:space="preserve">Dades </w:t>
+            </w:r>
+            <w:r>
+              <w:rPr>
+                <w:b/>
+                <w:bCs/>
+                <w:lang w:val="es-ES"/>
+              </w:rPr>
+              <w:t>entrada:</w:t>
             </w:r>
           </w:p>
           <w:p>
@@ -5412,7 +5407,7 @@
                 <w:bCs/>
                 <w:lang w:val="es-ES"/>
               </w:rPr>
-              <w:t>.</w:t>
+              <w:t>:</w:t>
             </w:r>
           </w:p>
           <w:p>
@@ -5568,12 +5563,6 @@
         <w:gridCol w:w="8494"/>
       </w:tblGrid>
       <w:tr>
-        <w:tblPrEx>
-          <w:tblCellMar>
-            <w:top w:w="0" w:type="dxa"/>
-            <w:bottom w:w="0" w:type="dxa"/>
-          </w:tblCellMar>
-        </w:tblPrEx>
         <w:tc>
           <w:tcPr>
             <w:tcW w:w="8494" w:type="dxa"/>
@@ -5839,7 +5828,15 @@
                 <w:bCs/>
                 <w:lang w:val="es-ES"/>
               </w:rPr>
-              <w:t>Dades entrada.</w:t>
+              <w:t xml:space="preserve">Dades </w:t>
+            </w:r>
+            <w:r>
+              <w:rPr>
+                <w:b/>
+                <w:bCs/>
+                <w:lang w:val="es-ES"/>
+              </w:rPr>
+              <w:t>entrada:</w:t>
             </w:r>
           </w:p>
           <w:p>
@@ -5903,7 +5900,7 @@
                 <w:bCs/>
                 <w:lang w:val="es-ES"/>
               </w:rPr>
-              <w:t>.</w:t>
+              <w:t>:</w:t>
             </w:r>
           </w:p>
           <w:p>
@@ -6048,12 +6045,6 @@
         <w:gridCol w:w="9209"/>
       </w:tblGrid>
       <w:tr>
-        <w:tblPrEx>
-          <w:tblCellMar>
-            <w:top w:w="0" w:type="dxa"/>
-            <w:bottom w:w="0" w:type="dxa"/>
-          </w:tblCellMar>
-        </w:tblPrEx>
         <w:tc>
           <w:tcPr>
             <w:tcW w:w="9209" w:type="dxa"/>
@@ -6319,7 +6310,15 @@
                 <w:bCs/>
                 <w:lang w:val="es-ES"/>
               </w:rPr>
-              <w:t>Dades entrada.</w:t>
+              <w:t xml:space="preserve">Dades </w:t>
+            </w:r>
+            <w:r>
+              <w:rPr>
+                <w:b/>
+                <w:bCs/>
+                <w:lang w:val="es-ES"/>
+              </w:rPr>
+              <w:t>entrada:</w:t>
             </w:r>
           </w:p>
           <w:p>
@@ -6377,7 +6376,7 @@
                 <w:bCs/>
                 <w:lang w:val="es-ES"/>
               </w:rPr>
-              <w:t>.</w:t>
+              <w:t>:</w:t>
             </w:r>
           </w:p>
           <w:p>
@@ -6528,12 +6527,6 @@
         <w:gridCol w:w="8494"/>
       </w:tblGrid>
       <w:tr>
-        <w:tblPrEx>
-          <w:tblCellMar>
-            <w:top w:w="0" w:type="dxa"/>
-            <w:bottom w:w="0" w:type="dxa"/>
-          </w:tblCellMar>
-        </w:tblPrEx>
         <w:tc>
           <w:tcPr>
             <w:tcW w:w="8494" w:type="dxa"/>
@@ -6807,7 +6800,15 @@
                 <w:bCs/>
                 <w:lang w:val="es-ES"/>
               </w:rPr>
-              <w:t>Dades entrada.</w:t>
+              <w:t xml:space="preserve">Dades </w:t>
+            </w:r>
+            <w:r>
+              <w:rPr>
+                <w:b/>
+                <w:bCs/>
+                <w:lang w:val="es-ES"/>
+              </w:rPr>
+              <w:t>entrada:</w:t>
             </w:r>
           </w:p>
           <w:p>
@@ -6879,7 +6880,7 @@
                 <w:bCs/>
                 <w:lang w:val="es-ES"/>
               </w:rPr>
-              <w:t>.</w:t>
+              <w:t>:</w:t>
             </w:r>
           </w:p>
           <w:p>
@@ -7075,12 +7076,6 @@
         <w:gridCol w:w="8494"/>
       </w:tblGrid>
       <w:tr>
-        <w:tblPrEx>
-          <w:tblCellMar>
-            <w:top w:w="0" w:type="dxa"/>
-            <w:bottom w:w="0" w:type="dxa"/>
-          </w:tblCellMar>
-        </w:tblPrEx>
         <w:tc>
           <w:tcPr>
             <w:tcW w:w="8494" w:type="dxa"/>
@@ -7346,7 +7341,15 @@
                 <w:bCs/>
                 <w:lang w:val="es-ES"/>
               </w:rPr>
-              <w:t>Dades entrada.</w:t>
+              <w:t xml:space="preserve">Dades </w:t>
+            </w:r>
+            <w:r>
+              <w:rPr>
+                <w:b/>
+                <w:bCs/>
+                <w:lang w:val="es-ES"/>
+              </w:rPr>
+              <w:t>entrada:</w:t>
             </w:r>
           </w:p>
           <w:p>
@@ -7418,7 +7421,7 @@
                 <w:bCs/>
                 <w:lang w:val="es-ES"/>
               </w:rPr>
-              <w:t>.</w:t>
+              <w:t>:</w:t>
             </w:r>
           </w:p>
           <w:p>
@@ -7598,12 +7601,6 @@
         <w:gridCol w:w="8494"/>
       </w:tblGrid>
       <w:tr>
-        <w:tblPrEx>
-          <w:tblCellMar>
-            <w:top w:w="0" w:type="dxa"/>
-            <w:bottom w:w="0" w:type="dxa"/>
-          </w:tblCellMar>
-        </w:tblPrEx>
         <w:tc>
           <w:tcPr>
             <w:tcW w:w="8494" w:type="dxa"/>
@@ -7868,7 +7865,15 @@
                 <w:bCs/>
                 <w:lang w:val="es-ES"/>
               </w:rPr>
-              <w:t>Dades entrada.</w:t>
+              <w:t xml:space="preserve">Dades </w:t>
+            </w:r>
+            <w:r>
+              <w:rPr>
+                <w:b/>
+                <w:bCs/>
+                <w:lang w:val="es-ES"/>
+              </w:rPr>
+              <w:t>entrada:</w:t>
             </w:r>
           </w:p>
           <w:p>
@@ -7954,7 +7959,7 @@
                 <w:bCs/>
                 <w:lang w:val="es-ES"/>
               </w:rPr>
-              <w:t>.</w:t>
+              <w:t>:</w:t>
             </w:r>
           </w:p>
           <w:p>
@@ -8093,12 +8098,6 @@
         <w:gridCol w:w="8494"/>
       </w:tblGrid>
       <w:tr>
-        <w:tblPrEx>
-          <w:tblCellMar>
-            <w:top w:w="0" w:type="dxa"/>
-            <w:bottom w:w="0" w:type="dxa"/>
-          </w:tblCellMar>
-        </w:tblPrEx>
         <w:tc>
           <w:tcPr>
             <w:tcW w:w="8494" w:type="dxa"/>
@@ -8446,12 +8445,6 @@
         <w:gridCol w:w="8494"/>
       </w:tblGrid>
       <w:tr>
-        <w:tblPrEx>
-          <w:tblCellMar>
-            <w:top w:w="0" w:type="dxa"/>
-            <w:bottom w:w="0" w:type="dxa"/>
-          </w:tblCellMar>
-        </w:tblPrEx>
         <w:tc>
           <w:tcPr>
             <w:tcW w:w="8494" w:type="dxa"/>
@@ -8717,7 +8710,15 @@
                 <w:bCs/>
                 <w:lang w:val="es-ES"/>
               </w:rPr>
-              <w:t>Dades entrada.</w:t>
+              <w:t xml:space="preserve">Dades </w:t>
+            </w:r>
+            <w:r>
+              <w:rPr>
+                <w:b/>
+                <w:bCs/>
+                <w:lang w:val="es-ES"/>
+              </w:rPr>
+              <w:t>entrada:</w:t>
             </w:r>
           </w:p>
           <w:p>
@@ -8803,6 +8804,70 @@
                 <w:bCs/>
                 <w:lang w:val="es-ES"/>
               </w:rPr>
+              <w:t>:</w:t>
+            </w:r>
+          </w:p>
+          <w:p>
+            <w:pPr>
+              <w:spacing w:before="240"/>
+              <w:rPr>
+                <w:lang w:val="es-ES"/>
+              </w:rPr>
+            </w:pPr>
+            <w:proofErr w:type="spellStart"/>
+            <w:r>
+              <w:rPr>
+                <w:lang w:val="es-ES"/>
+              </w:rPr>
+              <w:t>Listat</w:t>
+            </w:r>
+            <w:proofErr w:type="spellEnd"/>
+            <w:r>
+              <w:rPr>
+                <w:lang w:val="es-ES"/>
+              </w:rPr>
+              <w:t xml:space="preserve"> </w:t>
+            </w:r>
+            <w:proofErr w:type="spellStart"/>
+            <w:r>
+              <w:rPr>
+                <w:lang w:val="es-ES"/>
+              </w:rPr>
+              <w:t>ingredients</w:t>
+            </w:r>
+            <w:proofErr w:type="spellEnd"/>
+            <w:r>
+              <w:rPr>
+                <w:lang w:val="es-ES"/>
+              </w:rPr>
+              <w:t xml:space="preserve"> del </w:t>
+            </w:r>
+            <w:proofErr w:type="spellStart"/>
+            <w:r>
+              <w:rPr>
+                <w:lang w:val="es-ES"/>
+              </w:rPr>
+              <w:t>plat</w:t>
+            </w:r>
+            <w:proofErr w:type="spellEnd"/>
+            <w:r>
+              <w:rPr>
+                <w:lang w:val="es-ES"/>
+              </w:rPr>
+              <w:t xml:space="preserve"> </w:t>
+            </w:r>
+            <w:proofErr w:type="spellStart"/>
+            <w:r>
+              <w:rPr>
+                <w:lang w:val="es-ES"/>
+              </w:rPr>
+              <w:t>esmentat</w:t>
+            </w:r>
+            <w:proofErr w:type="spellEnd"/>
+            <w:r>
+              <w:rPr>
+                <w:lang w:val="es-ES"/>
+              </w:rPr>
               <w:t>.</w:t>
             </w:r>
           </w:p>
@@ -8810,15 +8875,41 @@
             <w:pPr>
               <w:spacing w:before="240"/>
               <w:rPr>
-                <w:lang w:val="es-ES"/>
-              </w:rPr>
-            </w:pPr>
-            <w:proofErr w:type="spellStart"/>
-            <w:r>
-              <w:rPr>
-                <w:lang w:val="es-ES"/>
-              </w:rPr>
-              <w:t>Listat</w:t>
+                <w:b/>
+                <w:bCs/>
+                <w:lang w:val="es-ES"/>
+              </w:rPr>
+            </w:pPr>
+            <w:r>
+              <w:rPr>
+                <w:b/>
+                <w:bCs/>
+                <w:lang w:val="es-ES"/>
+              </w:rPr>
+              <w:t xml:space="preserve">Dades </w:t>
+            </w:r>
+            <w:r>
+              <w:rPr>
+                <w:b/>
+                <w:bCs/>
+                <w:lang w:val="es-ES"/>
+              </w:rPr>
+              <w:t>entrada:</w:t>
+            </w:r>
+          </w:p>
+          <w:p>
+            <w:pPr>
+              <w:spacing w:before="240"/>
+              <w:rPr>
+                <w:lang w:val="es-ES"/>
+              </w:rPr>
+            </w:pPr>
+            <w:proofErr w:type="spellStart"/>
+            <w:r>
+              <w:rPr>
+                <w:lang w:val="es-ES"/>
+              </w:rPr>
+              <w:t>Conjunt</w:t>
             </w:r>
             <w:proofErr w:type="spellEnd"/>
             <w:r>
@@ -8832,88 +8923,6 @@
               <w:rPr>
                 <w:lang w:val="es-ES"/>
               </w:rPr>
-              <w:t>ingredients</w:t>
-            </w:r>
-            <w:proofErr w:type="spellEnd"/>
-            <w:r>
-              <w:rPr>
-                <w:lang w:val="es-ES"/>
-              </w:rPr>
-              <w:t xml:space="preserve"> del </w:t>
-            </w:r>
-            <w:proofErr w:type="spellStart"/>
-            <w:r>
-              <w:rPr>
-                <w:lang w:val="es-ES"/>
-              </w:rPr>
-              <w:t>plat</w:t>
-            </w:r>
-            <w:proofErr w:type="spellEnd"/>
-            <w:r>
-              <w:rPr>
-                <w:lang w:val="es-ES"/>
-              </w:rPr>
-              <w:t xml:space="preserve"> </w:t>
-            </w:r>
-            <w:proofErr w:type="spellStart"/>
-            <w:r>
-              <w:rPr>
-                <w:lang w:val="es-ES"/>
-              </w:rPr>
-              <w:t>esmentat</w:t>
-            </w:r>
-            <w:proofErr w:type="spellEnd"/>
-            <w:r>
-              <w:rPr>
-                <w:lang w:val="es-ES"/>
-              </w:rPr>
-              <w:t>.</w:t>
-            </w:r>
-          </w:p>
-          <w:p>
-            <w:pPr>
-              <w:spacing w:before="240"/>
-              <w:rPr>
-                <w:b/>
-                <w:bCs/>
-                <w:lang w:val="es-ES"/>
-              </w:rPr>
-            </w:pPr>
-            <w:r>
-              <w:rPr>
-                <w:b/>
-                <w:bCs/>
-                <w:lang w:val="es-ES"/>
-              </w:rPr>
-              <w:t>Dades entrada.</w:t>
-            </w:r>
-          </w:p>
-          <w:p>
-            <w:pPr>
-              <w:spacing w:before="240"/>
-              <w:rPr>
-                <w:lang w:val="es-ES"/>
-              </w:rPr>
-            </w:pPr>
-            <w:proofErr w:type="spellStart"/>
-            <w:r>
-              <w:rPr>
-                <w:lang w:val="es-ES"/>
-              </w:rPr>
-              <w:t>Conjunt</w:t>
-            </w:r>
-            <w:proofErr w:type="spellEnd"/>
-            <w:r>
-              <w:rPr>
-                <w:lang w:val="es-ES"/>
-              </w:rPr>
-              <w:t xml:space="preserve"> </w:t>
-            </w:r>
-            <w:proofErr w:type="spellStart"/>
-            <w:r>
-              <w:rPr>
-                <w:lang w:val="es-ES"/>
-              </w:rPr>
               <w:t>d'ingredients</w:t>
             </w:r>
             <w:proofErr w:type="spellEnd"/>
@@ -8971,7 +8980,7 @@
                 <w:bCs/>
                 <w:lang w:val="es-ES"/>
               </w:rPr>
-              <w:t>.</w:t>
+              <w:t>:</w:t>
             </w:r>
           </w:p>
           <w:p>
@@ -9087,12 +9096,6 @@
         <w:gridCol w:w="8494"/>
       </w:tblGrid>
       <w:tr>
-        <w:tblPrEx>
-          <w:tblCellMar>
-            <w:top w:w="0" w:type="dxa"/>
-            <w:bottom w:w="0" w:type="dxa"/>
-          </w:tblCellMar>
-        </w:tblPrEx>
         <w:tc>
           <w:tcPr>
             <w:tcW w:w="8494" w:type="dxa"/>
@@ -9357,7 +9360,15 @@
                 <w:bCs/>
                 <w:lang w:val="es-ES"/>
               </w:rPr>
-              <w:t>Dades entrada.</w:t>
+              <w:t xml:space="preserve">Dades </w:t>
+            </w:r>
+            <w:r>
+              <w:rPr>
+                <w:b/>
+                <w:bCs/>
+                <w:lang w:val="es-ES"/>
+              </w:rPr>
+              <w:t>entrada:</w:t>
             </w:r>
           </w:p>
           <w:p>
@@ -9443,7 +9454,7 @@
                 <w:bCs/>
                 <w:lang w:val="es-ES"/>
               </w:rPr>
-              <w:t>.</w:t>
+              <w:t>:</w:t>
             </w:r>
           </w:p>
           <w:p>
@@ -9559,12 +9570,6 @@
         <w:gridCol w:w="8494"/>
       </w:tblGrid>
       <w:tr>
-        <w:tblPrEx>
-          <w:tblCellMar>
-            <w:top w:w="0" w:type="dxa"/>
-            <w:bottom w:w="0" w:type="dxa"/>
-          </w:tblCellMar>
-        </w:tblPrEx>
         <w:tc>
           <w:tcPr>
             <w:tcW w:w="8494" w:type="dxa"/>
@@ -9829,7 +9834,15 @@
                 <w:bCs/>
                 <w:lang w:val="es-ES"/>
               </w:rPr>
-              <w:t>Dades entrada.</w:t>
+              <w:t xml:space="preserve">Dades </w:t>
+            </w:r>
+            <w:r>
+              <w:rPr>
+                <w:b/>
+                <w:bCs/>
+                <w:lang w:val="es-ES"/>
+              </w:rPr>
+              <w:t>entrada:</w:t>
             </w:r>
           </w:p>
           <w:p>
@@ -9915,7 +9928,7 @@
                 <w:bCs/>
                 <w:lang w:val="es-ES"/>
               </w:rPr>
-              <w:t>.</w:t>
+              <w:t>:</w:t>
             </w:r>
           </w:p>
           <w:p>
@@ -10079,12 +10092,6 @@
         <w:gridCol w:w="8494"/>
       </w:tblGrid>
       <w:tr>
-        <w:tblPrEx>
-          <w:tblCellMar>
-            <w:top w:w="0" w:type="dxa"/>
-            <w:bottom w:w="0" w:type="dxa"/>
-          </w:tblCellMar>
-        </w:tblPrEx>
         <w:tc>
           <w:tcPr>
             <w:tcW w:w="8494" w:type="dxa"/>
@@ -10444,12 +10451,6 @@
         <w:gridCol w:w="8494"/>
       </w:tblGrid>
       <w:tr>
-        <w:tblPrEx>
-          <w:tblCellMar>
-            <w:top w:w="0" w:type="dxa"/>
-            <w:bottom w:w="0" w:type="dxa"/>
-          </w:tblCellMar>
-        </w:tblPrEx>
         <w:tc>
           <w:tcPr>
             <w:tcW w:w="8494" w:type="dxa"/>
@@ -10714,7 +10715,15 @@
                 <w:bCs/>
                 <w:lang w:val="es-ES"/>
               </w:rPr>
-              <w:t>Dades entrada.</w:t>
+              <w:t xml:space="preserve">Dades </w:t>
+            </w:r>
+            <w:r>
+              <w:rPr>
+                <w:b/>
+                <w:bCs/>
+                <w:lang w:val="es-ES"/>
+              </w:rPr>
+              <w:t>entrada:</w:t>
             </w:r>
           </w:p>
           <w:p>
@@ -10764,7 +10773,7 @@
                 <w:bCs/>
                 <w:lang w:val="es-ES"/>
               </w:rPr>
-              <w:t>.</w:t>
+              <w:t>:</w:t>
             </w:r>
           </w:p>
           <w:p>
@@ -10902,12 +10911,6 @@
         <w:gridCol w:w="8494"/>
       </w:tblGrid>
       <w:tr>
-        <w:tblPrEx>
-          <w:tblCellMar>
-            <w:top w:w="0" w:type="dxa"/>
-            <w:bottom w:w="0" w:type="dxa"/>
-          </w:tblCellMar>
-        </w:tblPrEx>
         <w:tc>
           <w:tcPr>
             <w:tcW w:w="8494" w:type="dxa"/>
@@ -11281,12 +11284,6 @@
         <w:gridCol w:w="8494"/>
       </w:tblGrid>
       <w:tr>
-        <w:tblPrEx>
-          <w:tblCellMar>
-            <w:top w:w="0" w:type="dxa"/>
-            <w:bottom w:w="0" w:type="dxa"/>
-          </w:tblCellMar>
-        </w:tblPrEx>
         <w:tc>
           <w:tcPr>
             <w:tcW w:w="8494" w:type="dxa"/>
@@ -11650,12 +11647,6 @@
         <w:gridCol w:w="8494"/>
       </w:tblGrid>
       <w:tr>
-        <w:tblPrEx>
-          <w:tblCellMar>
-            <w:top w:w="0" w:type="dxa"/>
-            <w:bottom w:w="0" w:type="dxa"/>
-          </w:tblCellMar>
-        </w:tblPrEx>
         <w:tc>
           <w:tcPr>
             <w:tcW w:w="8494" w:type="dxa"/>
@@ -11921,7 +11912,15 @@
                 <w:bCs/>
                 <w:lang w:val="es-ES"/>
               </w:rPr>
-              <w:t>Dades entrada.</w:t>
+              <w:t xml:space="preserve">Dades </w:t>
+            </w:r>
+            <w:r>
+              <w:rPr>
+                <w:b/>
+                <w:bCs/>
+                <w:lang w:val="es-ES"/>
+              </w:rPr>
+              <w:t>entrada:</w:t>
             </w:r>
           </w:p>
           <w:p>
@@ -11993,7 +11992,7 @@
                 <w:bCs/>
                 <w:lang w:val="es-ES"/>
               </w:rPr>
-              <w:t>.</w:t>
+              <w:t>:</w:t>
             </w:r>
           </w:p>
           <w:p>
@@ -12144,12 +12143,6 @@
         <w:gridCol w:w="8494"/>
       </w:tblGrid>
       <w:tr>
-        <w:tblPrEx>
-          <w:tblCellMar>
-            <w:top w:w="0" w:type="dxa"/>
-            <w:bottom w:w="0" w:type="dxa"/>
-          </w:tblCellMar>
-        </w:tblPrEx>
         <w:tc>
           <w:tcPr>
             <w:tcW w:w="8494" w:type="dxa"/>
@@ -12506,12 +12499,6 @@
         <w:gridCol w:w="8494"/>
       </w:tblGrid>
       <w:tr>
-        <w:tblPrEx>
-          <w:tblCellMar>
-            <w:top w:w="0" w:type="dxa"/>
-            <w:bottom w:w="0" w:type="dxa"/>
-          </w:tblCellMar>
-        </w:tblPrEx>
         <w:tc>
           <w:tcPr>
             <w:tcW w:w="8494" w:type="dxa"/>
@@ -12897,12 +12884,6 @@
         <w:gridCol w:w="8494"/>
       </w:tblGrid>
       <w:tr>
-        <w:tblPrEx>
-          <w:tblCellMar>
-            <w:top w:w="0" w:type="dxa"/>
-            <w:bottom w:w="0" w:type="dxa"/>
-          </w:tblCellMar>
-        </w:tblPrEx>
         <w:tc>
           <w:tcPr>
             <w:tcW w:w="8494" w:type="dxa"/>
@@ -13262,12 +13243,6 @@
         <w:gridCol w:w="8494"/>
       </w:tblGrid>
       <w:tr>
-        <w:tblPrEx>
-          <w:tblCellMar>
-            <w:top w:w="0" w:type="dxa"/>
-            <w:bottom w:w="0" w:type="dxa"/>
-          </w:tblCellMar>
-        </w:tblPrEx>
         <w:tc>
           <w:tcPr>
             <w:tcW w:w="8494" w:type="dxa"/>
@@ -13549,7 +13524,15 @@
                 <w:bCs/>
                 <w:lang w:val="es-ES"/>
               </w:rPr>
-              <w:t>Dades entrada.</w:t>
+              <w:t xml:space="preserve">Dades </w:t>
+            </w:r>
+            <w:r>
+              <w:rPr>
+                <w:b/>
+                <w:bCs/>
+                <w:lang w:val="es-ES"/>
+              </w:rPr>
+              <w:t>entrada:</w:t>
             </w:r>
           </w:p>
           <w:p>
@@ -13627,7 +13610,7 @@
                 <w:bCs/>
                 <w:lang w:val="es-ES"/>
               </w:rPr>
-              <w:t>.</w:t>
+              <w:t>:</w:t>
             </w:r>
           </w:p>
           <w:p>
@@ -13756,12 +13739,6 @@
         <w:gridCol w:w="8494"/>
       </w:tblGrid>
       <w:tr>
-        <w:tblPrEx>
-          <w:tblCellMar>
-            <w:top w:w="0" w:type="dxa"/>
-            <w:bottom w:w="0" w:type="dxa"/>
-          </w:tblCellMar>
-        </w:tblPrEx>
         <w:tc>
           <w:tcPr>
             <w:tcW w:w="8494" w:type="dxa"/>
@@ -13960,15 +13937,7 @@
               <w:spacing w:before="240"/>
             </w:pPr>
             <w:r>
-              <w:t xml:space="preserve">La comanda ha d’haver estat entregada i marcada com </w:t>
-            </w:r>
-            <w:proofErr w:type="gramStart"/>
-            <w:r>
-              <w:t>a completada</w:t>
-            </w:r>
-            <w:proofErr w:type="gramEnd"/>
-            <w:r>
-              <w:t>.</w:t>
+              <w:t>La comanda ha d’haver estat entregada i marcada com a completada.</w:t>
             </w:r>
           </w:p>
           <w:p>
@@ -14035,7 +14004,15 @@
                 <w:bCs/>
                 <w:lang w:val="es-ES"/>
               </w:rPr>
-              <w:t>Dades entrada.</w:t>
+              <w:t xml:space="preserve">Dades </w:t>
+            </w:r>
+            <w:r>
+              <w:rPr>
+                <w:b/>
+                <w:bCs/>
+                <w:lang w:val="es-ES"/>
+              </w:rPr>
+              <w:t>entrada:</w:t>
             </w:r>
           </w:p>
           <w:p>
@@ -14099,7 +14076,7 @@
                 <w:bCs/>
                 <w:lang w:val="es-ES"/>
               </w:rPr>
-              <w:t>.</w:t>
+              <w:t>:</w:t>
             </w:r>
           </w:p>
           <w:p>
@@ -14239,12 +14216,6 @@
         <w:gridCol w:w="8494"/>
       </w:tblGrid>
       <w:tr>
-        <w:tblPrEx>
-          <w:tblCellMar>
-            <w:top w:w="0" w:type="dxa"/>
-            <w:bottom w:w="0" w:type="dxa"/>
-          </w:tblCellMar>
-        </w:tblPrEx>
         <w:tc>
           <w:tcPr>
             <w:tcW w:w="8494" w:type="dxa"/>
@@ -14510,7 +14481,15 @@
                 <w:bCs/>
                 <w:lang w:val="es-ES"/>
               </w:rPr>
-              <w:t>Dades entrada.</w:t>
+              <w:t xml:space="preserve">Dades </w:t>
+            </w:r>
+            <w:r>
+              <w:rPr>
+                <w:b/>
+                <w:bCs/>
+                <w:lang w:val="es-ES"/>
+              </w:rPr>
+              <w:t>entrada:</w:t>
             </w:r>
           </w:p>
           <w:p>
@@ -14638,7 +14617,7 @@
                 <w:bCs/>
                 <w:lang w:val="es-ES"/>
               </w:rPr>
-              <w:t>.</w:t>
+              <w:t>:</w:t>
             </w:r>
           </w:p>
           <w:p>
@@ -14778,12 +14757,6 @@
         <w:gridCol w:w="8494"/>
       </w:tblGrid>
       <w:tr>
-        <w:tblPrEx>
-          <w:tblCellMar>
-            <w:top w:w="0" w:type="dxa"/>
-            <w:bottom w:w="0" w:type="dxa"/>
-          </w:tblCellMar>
-        </w:tblPrEx>
         <w:tc>
           <w:tcPr>
             <w:tcW w:w="8494" w:type="dxa"/>
@@ -15132,12 +15105,6 @@
         <w:gridCol w:w="8494"/>
       </w:tblGrid>
       <w:tr>
-        <w:tblPrEx>
-          <w:tblCellMar>
-            <w:top w:w="0" w:type="dxa"/>
-            <w:bottom w:w="0" w:type="dxa"/>
-          </w:tblCellMar>
-        </w:tblPrEx>
         <w:tc>
           <w:tcPr>
             <w:tcW w:w="8494" w:type="dxa"/>
@@ -15403,7 +15370,15 @@
                 <w:bCs/>
                 <w:lang w:val="es-ES"/>
               </w:rPr>
-              <w:t>Dades entrada.</w:t>
+              <w:t xml:space="preserve">Dades </w:t>
+            </w:r>
+            <w:r>
+              <w:rPr>
+                <w:b/>
+                <w:bCs/>
+                <w:lang w:val="es-ES"/>
+              </w:rPr>
+              <w:t>entrada:</w:t>
             </w:r>
           </w:p>
           <w:p>
@@ -15467,7 +15442,7 @@
                 <w:bCs/>
                 <w:lang w:val="es-ES"/>
               </w:rPr>
-              <w:t>.</w:t>
+              <w:t>:</w:t>
             </w:r>
           </w:p>
           <w:p>
@@ -15617,12 +15592,6 @@
         <w:gridCol w:w="8494"/>
       </w:tblGrid>
       <w:tr>
-        <w:tblPrEx>
-          <w:tblCellMar>
-            <w:top w:w="0" w:type="dxa"/>
-            <w:bottom w:w="0" w:type="dxa"/>
-          </w:tblCellMar>
-        </w:tblPrEx>
         <w:tc>
           <w:tcPr>
             <w:tcW w:w="8494" w:type="dxa"/>
@@ -15971,12 +15940,6 @@
         <w:gridCol w:w="8494"/>
       </w:tblGrid>
       <w:tr>
-        <w:tblPrEx>
-          <w:tblCellMar>
-            <w:top w:w="0" w:type="dxa"/>
-            <w:bottom w:w="0" w:type="dxa"/>
-          </w:tblCellMar>
-        </w:tblPrEx>
         <w:tc>
           <w:tcPr>
             <w:tcW w:w="8494" w:type="dxa"/>
@@ -16242,7 +16205,15 @@
                 <w:bCs/>
                 <w:lang w:val="es-ES"/>
               </w:rPr>
-              <w:t>Dades entrada.</w:t>
+              <w:t xml:space="preserve">Dades </w:t>
+            </w:r>
+            <w:r>
+              <w:rPr>
+                <w:b/>
+                <w:bCs/>
+                <w:lang w:val="es-ES"/>
+              </w:rPr>
+              <w:t>entrada:</w:t>
             </w:r>
           </w:p>
           <w:p>
@@ -16320,7 +16291,7 @@
                 <w:bCs/>
                 <w:lang w:val="es-ES"/>
               </w:rPr>
-              <w:t>.</w:t>
+              <w:t>:</w:t>
             </w:r>
           </w:p>
           <w:p>
@@ -16468,12 +16439,6 @@
         <w:gridCol w:w="8494"/>
       </w:tblGrid>
       <w:tr>
-        <w:tblPrEx>
-          <w:tblCellMar>
-            <w:top w:w="0" w:type="dxa"/>
-            <w:bottom w:w="0" w:type="dxa"/>
-          </w:tblCellMar>
-        </w:tblPrEx>
         <w:tc>
           <w:tcPr>
             <w:tcW w:w="8494" w:type="dxa"/>
@@ -16739,7 +16704,15 @@
                 <w:bCs/>
                 <w:lang w:val="es-ES"/>
               </w:rPr>
-              <w:t>Dades entrada.</w:t>
+              <w:t xml:space="preserve">Dades </w:t>
+            </w:r>
+            <w:r>
+              <w:rPr>
+                <w:b/>
+                <w:bCs/>
+                <w:lang w:val="es-ES"/>
+              </w:rPr>
+              <w:t>entrada:</w:t>
             </w:r>
           </w:p>
           <w:p>
@@ -16789,7 +16762,7 @@
                 <w:bCs/>
                 <w:lang w:val="es-ES"/>
               </w:rPr>
-              <w:t>.</w:t>
+              <w:t>:</w:t>
             </w:r>
           </w:p>
           <w:p>
@@ -16931,12 +16904,6 @@
         <w:gridCol w:w="8494"/>
       </w:tblGrid>
       <w:tr>
-        <w:tblPrEx>
-          <w:tblCellMar>
-            <w:top w:w="0" w:type="dxa"/>
-            <w:bottom w:w="0" w:type="dxa"/>
-          </w:tblCellMar>
-        </w:tblPrEx>
         <w:tc>
           <w:tcPr>
             <w:tcW w:w="8494" w:type="dxa"/>
@@ -17202,7 +17169,15 @@
                 <w:bCs/>
                 <w:lang w:val="es-ES"/>
               </w:rPr>
-              <w:t>Dades entrada.</w:t>
+              <w:t xml:space="preserve">Dades </w:t>
+            </w:r>
+            <w:r>
+              <w:rPr>
+                <w:b/>
+                <w:bCs/>
+                <w:lang w:val="es-ES"/>
+              </w:rPr>
+              <w:t>entrada:</w:t>
             </w:r>
           </w:p>
           <w:p>
@@ -17274,7 +17249,7 @@
                 <w:bCs/>
                 <w:lang w:val="es-ES"/>
               </w:rPr>
-              <w:t>.</w:t>
+              <w:t>:</w:t>
             </w:r>
           </w:p>
           <w:p>
@@ -17414,12 +17389,6 @@
         <w:gridCol w:w="8494"/>
       </w:tblGrid>
       <w:tr>
-        <w:tblPrEx>
-          <w:tblCellMar>
-            <w:top w:w="0" w:type="dxa"/>
-            <w:bottom w:w="0" w:type="dxa"/>
-          </w:tblCellMar>
-        </w:tblPrEx>
         <w:tc>
           <w:tcPr>
             <w:tcW w:w="8494" w:type="dxa"/>
@@ -17768,12 +17737,6 @@
         <w:gridCol w:w="8494"/>
       </w:tblGrid>
       <w:tr>
-        <w:tblPrEx>
-          <w:tblCellMar>
-            <w:top w:w="0" w:type="dxa"/>
-            <w:bottom w:w="0" w:type="dxa"/>
-          </w:tblCellMar>
-        </w:tblPrEx>
         <w:tc>
           <w:tcPr>
             <w:tcW w:w="8494" w:type="dxa"/>
@@ -18122,12 +18085,6 @@
         <w:gridCol w:w="8494"/>
       </w:tblGrid>
       <w:tr>
-        <w:tblPrEx>
-          <w:tblCellMar>
-            <w:top w:w="0" w:type="dxa"/>
-            <w:bottom w:w="0" w:type="dxa"/>
-          </w:tblCellMar>
-        </w:tblPrEx>
         <w:tc>
           <w:tcPr>
             <w:tcW w:w="8494" w:type="dxa"/>
@@ -18499,12 +18456,6 @@
         <w:gridCol w:w="8494"/>
       </w:tblGrid>
       <w:tr>
-        <w:tblPrEx>
-          <w:tblCellMar>
-            <w:top w:w="0" w:type="dxa"/>
-            <w:bottom w:w="0" w:type="dxa"/>
-          </w:tblCellMar>
-        </w:tblPrEx>
         <w:tc>
           <w:tcPr>
             <w:tcW w:w="8494" w:type="dxa"/>
@@ -18901,12 +18852,6 @@
         <w:gridCol w:w="8494"/>
       </w:tblGrid>
       <w:tr>
-        <w:tblPrEx>
-          <w:tblCellMar>
-            <w:top w:w="0" w:type="dxa"/>
-            <w:bottom w:w="0" w:type="dxa"/>
-          </w:tblCellMar>
-        </w:tblPrEx>
         <w:tc>
           <w:tcPr>
             <w:tcW w:w="8494" w:type="dxa"/>
@@ -19262,12 +19207,6 @@
         <w:gridCol w:w="8494"/>
       </w:tblGrid>
       <w:tr>
-        <w:tblPrEx>
-          <w:tblCellMar>
-            <w:top w:w="0" w:type="dxa"/>
-            <w:bottom w:w="0" w:type="dxa"/>
-          </w:tblCellMar>
-        </w:tblPrEx>
         <w:tc>
           <w:tcPr>
             <w:tcW w:w="8494" w:type="dxa"/>
@@ -19616,12 +19555,6 @@
         <w:gridCol w:w="8494"/>
       </w:tblGrid>
       <w:tr>
-        <w:tblPrEx>
-          <w:tblCellMar>
-            <w:top w:w="0" w:type="dxa"/>
-            <w:bottom w:w="0" w:type="dxa"/>
-          </w:tblCellMar>
-        </w:tblPrEx>
         <w:tc>
           <w:tcPr>
             <w:tcW w:w="8494" w:type="dxa"/>
@@ -19978,12 +19911,6 @@
         <w:gridCol w:w="8494"/>
       </w:tblGrid>
       <w:tr>
-        <w:tblPrEx>
-          <w:tblCellMar>
-            <w:top w:w="0" w:type="dxa"/>
-            <w:bottom w:w="0" w:type="dxa"/>
-          </w:tblCellMar>
-        </w:tblPrEx>
         <w:tc>
           <w:tcPr>
             <w:tcW w:w="8494" w:type="dxa"/>
@@ -20345,12 +20272,6 @@
         <w:gridCol w:w="8494"/>
       </w:tblGrid>
       <w:tr>
-        <w:tblPrEx>
-          <w:tblCellMar>
-            <w:top w:w="0" w:type="dxa"/>
-            <w:bottom w:w="0" w:type="dxa"/>
-          </w:tblCellMar>
-        </w:tblPrEx>
         <w:tc>
           <w:tcPr>
             <w:tcW w:w="8494" w:type="dxa"/>
@@ -20715,12 +20636,6 @@
         <w:gridCol w:w="8494"/>
       </w:tblGrid>
       <w:tr>
-        <w:tblPrEx>
-          <w:tblCellMar>
-            <w:top w:w="0" w:type="dxa"/>
-            <w:bottom w:w="0" w:type="dxa"/>
-          </w:tblCellMar>
-        </w:tblPrEx>
         <w:tc>
           <w:tcPr>
             <w:tcW w:w="8494" w:type="dxa"/>
@@ -21101,12 +21016,6 @@
         <w:gridCol w:w="8494"/>
       </w:tblGrid>
       <w:tr>
-        <w:tblPrEx>
-          <w:tblCellMar>
-            <w:top w:w="0" w:type="dxa"/>
-            <w:bottom w:w="0" w:type="dxa"/>
-          </w:tblCellMar>
-        </w:tblPrEx>
         <w:tc>
           <w:tcPr>
             <w:tcW w:w="8494" w:type="dxa"/>
@@ -22045,6 +21954,7 @@
   <w:style w:type="character" w:default="1" w:styleId="DefaultParagraphFont">
     <w:name w:val="Default Paragraph Font"/>
     <w:uiPriority w:val="1"/>
+    <w:semiHidden/>
     <w:unhideWhenUsed/>
   </w:style>
   <w:style w:type="table" w:default="1" w:styleId="TableNormal">
